--- a/Proposed Technical Architecture Overview.docx
+++ b/Proposed Technical Architecture Overview.docx
@@ -133,21 +133,7 @@
           <w:b/>
           <w:bCs/>
         </w:rPr>
-        <w:t xml:space="preserve">Chassis </w:t>
-      </w:r>
-      <w:r>
-        <w:rPr>
-          <w:b/>
-          <w:bCs/>
-        </w:rPr>
-        <w:t> </w:t>
-      </w:r>
-      <w:r>
-        <w:rPr>
-          <w:b/>
-          <w:bCs/>
-        </w:rPr>
-        <w:t>:</w:t>
+        <w:t>Chassis :</w:t>
       </w:r>
       <w:proofErr w:type="gramEnd"/>
       <w:r>
@@ -164,13 +150,17 @@
         <w:t>—we employ a centrally managed library. While this introduces a shared dependency, it minimizes code duplication and ensures that critical infrastructure logic is implemented by senior developers.</w:t>
       </w:r>
       <w:r>
-        <w:t xml:space="preserve"> The library mainly consists of </w:t>
-      </w:r>
-      <w:proofErr w:type="gramStart"/>
-      <w:r>
-        <w:t>interceptors, and</w:t>
-      </w:r>
-      <w:proofErr w:type="gramEnd"/>
+        <w:t xml:space="preserve"> The library consists </w:t>
+      </w:r>
+      <w:r>
+        <w:t xml:space="preserve">mainly </w:t>
+      </w:r>
+      <w:r>
+        <w:t xml:space="preserve">of </w:t>
+      </w:r>
+      <w:r>
+        <w:t>interceptors and</w:t>
+      </w:r>
       <w:r>
         <w:t xml:space="preserve"> are transparent to the business services.</w:t>
       </w:r>
@@ -219,6 +209,15 @@
       <w:r>
         <w:t>, to manage network-level concerns like traffic routing and retries, allowing our application code to focus strictly on business logic.</w:t>
       </w:r>
+      <w:r>
+        <w:t xml:space="preserve"> For monitoring we are planning to use</w:t>
+      </w:r>
+      <w:r>
+        <w:t xml:space="preserve"> Jaeger</w:t>
+      </w:r>
+      <w:r>
+        <w:t xml:space="preserve"> or it’s like.</w:t>
+      </w:r>
     </w:p>
     <w:p>
       <w:pPr>
@@ -370,6 +369,9 @@
         <w:t xml:space="preserve"> it from </w:t>
       </w:r>
       <w:r>
+        <w:t xml:space="preserve">0 meaning </w:t>
+      </w:r>
+      <w:r>
         <w:t>“</w:t>
       </w:r>
       <w:r>
@@ -379,10 +381,10 @@
         <w:t>”</w:t>
       </w:r>
       <w:r>
-        <w:t xml:space="preserve"> to </w:t>
-      </w:r>
-      <w:r>
-        <w:t>“</w:t>
+        <w:t xml:space="preserve"> to</w:t>
+      </w:r>
+      <w:r>
+        <w:t>10 meaning “</w:t>
       </w:r>
       <w:r>
         <w:t>gold star</w:t>
@@ -397,13 +399,8 @@
         <w:t xml:space="preserve"> </w:t>
       </w:r>
       <w:r>
-        <w:t>The</w:t>
-      </w:r>
-      <w:r>
-        <w:t>n</w:t>
-      </w:r>
-      <w:r>
-        <w:t xml:space="preserve"> elaborate.</w:t>
+        <w:br/>
+        <w:t xml:space="preserve">List the pros and con’s leading up to your rating </w:t>
       </w:r>
     </w:p>
     <w:p/>

--- a/Proposed Technical Architecture Overview.docx
+++ b/Proposed Technical Architecture Overview.docx
@@ -210,13 +210,7 @@
         <w:t>, to manage network-level concerns like traffic routing and retries, allowing our application code to focus strictly on business logic.</w:t>
       </w:r>
       <w:r>
-        <w:t xml:space="preserve"> For monitoring we are planning to use</w:t>
-      </w:r>
-      <w:r>
-        <w:t xml:space="preserve"> Jaeger</w:t>
-      </w:r>
-      <w:r>
-        <w:t xml:space="preserve"> or it’s like.</w:t>
+        <w:t xml:space="preserve"> For monitoring we are planning to use Jaeger or it’s like.</w:t>
       </w:r>
     </w:p>
     <w:p>
@@ -363,10 +357,7 @@
         <w:t>R</w:t>
       </w:r>
       <w:r>
-        <w:t>ate</w:t>
-      </w:r>
-      <w:r>
-        <w:t xml:space="preserve"> it from </w:t>
+        <w:t xml:space="preserve">ate it from </w:t>
       </w:r>
       <w:r>
         <w:t xml:space="preserve">0 meaning </w:t>
@@ -412,6 +403,9 @@
     <w:p/>
     <w:p>
       <w:r>
+        <w:rPr>
+          <w:noProof/>
+        </w:rPr>
         <w:drawing>
           <wp:inline distT="0" distB="0" distL="0" distR="0" wp14:anchorId="6FC4C1B8" wp14:editId="514F51A9">
             <wp:extent cx="5943600" cy="3238500"/>
@@ -456,6 +450,9 @@
     <w:p/>
     <w:p>
       <w:r>
+        <w:rPr>
+          <w:noProof/>
+        </w:rPr>
         <w:lastRenderedPageBreak/>
         <w:drawing>
           <wp:inline distT="0" distB="0" distL="0" distR="0" wp14:anchorId="51EECFA5" wp14:editId="323A4115">
@@ -482,6 +479,49 @@
                     <a:xfrm>
                       <a:off x="0" y="0"/>
                       <a:ext cx="5943600" cy="3238500"/>
+                    </a:xfrm>
+                    <a:prstGeom prst="rect">
+                      <a:avLst/>
+                    </a:prstGeom>
+                  </pic:spPr>
+                </pic:pic>
+              </a:graphicData>
+            </a:graphic>
+          </wp:inline>
+        </w:drawing>
+      </w:r>
+    </w:p>
+    <w:p/>
+    <w:p/>
+    <w:p/>
+    <w:p/>
+    <w:p>
+      <w:r>
+        <w:drawing>
+          <wp:inline distT="0" distB="0" distL="0" distR="0" wp14:anchorId="731349F7" wp14:editId="5017AFFC">
+            <wp:extent cx="5943600" cy="3099435"/>
+            <wp:effectExtent l="0" t="0" r="0" b="0"/>
+            <wp:docPr id="1708025165" name="Picture 1" descr="A diagram of a cloud&#10;&#10;AI-generated content may be incorrect."/>
+            <wp:cNvGraphicFramePr>
+              <a:graphicFrameLocks xmlns:a="http://schemas.openxmlformats.org/drawingml/2006/main" noChangeAspect="1"/>
+            </wp:cNvGraphicFramePr>
+            <a:graphic xmlns:a="http://schemas.openxmlformats.org/drawingml/2006/main">
+              <a:graphicData uri="http://schemas.openxmlformats.org/drawingml/2006/picture">
+                <pic:pic xmlns:pic="http://schemas.openxmlformats.org/drawingml/2006/picture">
+                  <pic:nvPicPr>
+                    <pic:cNvPr id="1708025165" name="Picture 1" descr="A diagram of a cloud&#10;&#10;AI-generated content may be incorrect."/>
+                    <pic:cNvPicPr/>
+                  </pic:nvPicPr>
+                  <pic:blipFill>
+                    <a:blip r:embed="rId7"/>
+                    <a:stretch>
+                      <a:fillRect/>
+                    </a:stretch>
+                  </pic:blipFill>
+                  <pic:spPr>
+                    <a:xfrm>
+                      <a:off x="0" y="0"/>
+                      <a:ext cx="5943600" cy="3099435"/>
                     </a:xfrm>
                     <a:prstGeom prst="rect">
                       <a:avLst/>

--- a/Proposed Technical Architecture Overview.docx
+++ b/Proposed Technical Architecture Overview.docx
@@ -400,6 +400,12 @@
     <w:p/>
     <w:p/>
     <w:p/>
+    <w:p>
+      <w:r>
+        <w:br w:type="page"/>
+      </w:r>
+    </w:p>
+    <w:p/>
     <w:p/>
     <w:p>
       <w:r>
@@ -407,10 +413,10 @@
           <w:noProof/>
         </w:rPr>
         <w:drawing>
-          <wp:inline distT="0" distB="0" distL="0" distR="0" wp14:anchorId="6FC4C1B8" wp14:editId="514F51A9">
+          <wp:inline distT="0" distB="0" distL="0" distR="0" wp14:anchorId="51EECFA5" wp14:editId="323A4115">
             <wp:extent cx="5943600" cy="3238500"/>
             <wp:effectExtent l="0" t="0" r="0" b="0"/>
-            <wp:docPr id="1603049823" name="Picture 1" descr="A diagram of a business process&#10;&#10;AI-generated content may be incorrect."/>
+            <wp:docPr id="14548692" name="Picture 1" descr="A diagram of a cloud&#10;&#10;AI-generated content may be incorrect."/>
             <wp:cNvGraphicFramePr>
               <a:graphicFrameLocks xmlns:a="http://schemas.openxmlformats.org/drawingml/2006/main" noChangeAspect="1"/>
             </wp:cNvGraphicFramePr>
@@ -418,7 +424,7 @@
               <a:graphicData uri="http://schemas.openxmlformats.org/drawingml/2006/picture">
                 <pic:pic xmlns:pic="http://schemas.openxmlformats.org/drawingml/2006/picture">
                   <pic:nvPicPr>
-                    <pic:cNvPr id="1603049823" name="Picture 1" descr="A diagram of a business process&#10;&#10;AI-generated content may be incorrect."/>
+                    <pic:cNvPr id="14548692" name="Picture 1" descr="A diagram of a cloud&#10;&#10;AI-generated content may be incorrect."/>
                     <pic:cNvPicPr/>
                   </pic:nvPicPr>
                   <pic:blipFill>
@@ -447,56 +453,12 @@
     <w:p/>
     <w:p/>
     <w:p/>
-    <w:p/>
     <w:p>
       <w:r>
         <w:rPr>
           <w:noProof/>
         </w:rPr>
         <w:lastRenderedPageBreak/>
-        <w:drawing>
-          <wp:inline distT="0" distB="0" distL="0" distR="0" wp14:anchorId="51EECFA5" wp14:editId="323A4115">
-            <wp:extent cx="5943600" cy="3238500"/>
-            <wp:effectExtent l="0" t="0" r="0" b="0"/>
-            <wp:docPr id="14548692" name="Picture 1" descr="A diagram of a cloud&#10;&#10;AI-generated content may be incorrect."/>
-            <wp:cNvGraphicFramePr>
-              <a:graphicFrameLocks xmlns:a="http://schemas.openxmlformats.org/drawingml/2006/main" noChangeAspect="1"/>
-            </wp:cNvGraphicFramePr>
-            <a:graphic xmlns:a="http://schemas.openxmlformats.org/drawingml/2006/main">
-              <a:graphicData uri="http://schemas.openxmlformats.org/drawingml/2006/picture">
-                <pic:pic xmlns:pic="http://schemas.openxmlformats.org/drawingml/2006/picture">
-                  <pic:nvPicPr>
-                    <pic:cNvPr id="14548692" name="Picture 1" descr="A diagram of a cloud&#10;&#10;AI-generated content may be incorrect."/>
-                    <pic:cNvPicPr/>
-                  </pic:nvPicPr>
-                  <pic:blipFill>
-                    <a:blip r:embed="rId6"/>
-                    <a:stretch>
-                      <a:fillRect/>
-                    </a:stretch>
-                  </pic:blipFill>
-                  <pic:spPr>
-                    <a:xfrm>
-                      <a:off x="0" y="0"/>
-                      <a:ext cx="5943600" cy="3238500"/>
-                    </a:xfrm>
-                    <a:prstGeom prst="rect">
-                      <a:avLst/>
-                    </a:prstGeom>
-                  </pic:spPr>
-                </pic:pic>
-              </a:graphicData>
-            </a:graphic>
-          </wp:inline>
-        </w:drawing>
-      </w:r>
-    </w:p>
-    <w:p/>
-    <w:p/>
-    <w:p/>
-    <w:p/>
-    <w:p>
-      <w:r>
         <w:drawing>
           <wp:inline distT="0" distB="0" distL="0" distR="0" wp14:anchorId="731349F7" wp14:editId="5017AFFC">
             <wp:extent cx="5943600" cy="3099435"/>
@@ -513,7 +475,7 @@
                     <pic:cNvPicPr/>
                   </pic:nvPicPr>
                   <pic:blipFill>
-                    <a:blip r:embed="rId7"/>
+                    <a:blip r:embed="rId6"/>
                     <a:stretch>
                       <a:fillRect/>
                     </a:stretch>
